--- a/deliverables/Persian_SEO_Publication_Queue/EC-011-dnc-چیست/EC-011-dnc-چیست.docx
+++ b/deliverables/Persian_SEO_Publication_Queue/EC-011-dnc-چیست/EC-011-dnc-چیست.docx
@@ -682,7 +682,7 @@
         </w:rPr>
         <w:t xml:space="preserve">•  </w:t>
       </w:r>
-      <w:hyperlink w:history="1" r:id="rIdurtgeb9mu2kvpggi0iyzj">
+      <w:hyperlink w:history="1" r:id="rIddxsabwqc709cme7lhpnuu">
         <w:r>
           <w:rPr>
             <w:rStyle w:val="Hyperlink"/>
@@ -712,7 +712,7 @@
         </w:rPr>
         <w:t xml:space="preserve">•  </w:t>
       </w:r>
-      <w:hyperlink w:history="1" r:id="rIdbhxkh2b-ym-l4kceppkey">
+      <w:hyperlink w:history="1" r:id="rIdikrqswp294l8naznhzzw6">
         <w:r>
           <w:rPr>
             <w:rStyle w:val="Hyperlink"/>
@@ -742,7 +742,7 @@
         </w:rPr>
         <w:t xml:space="preserve">•  </w:t>
       </w:r>
-      <w:hyperlink w:history="1" r:id="rIdog2u5ppykhknp3gkchmaj">
+      <w:hyperlink w:history="1" r:id="rIdudegvw3yp2-3n9c1u2nlp">
         <w:r>
           <w:rPr>
             <w:rStyle w:val="Hyperlink"/>
@@ -772,7 +772,7 @@
         </w:rPr>
         <w:t xml:space="preserve">•  </w:t>
       </w:r>
-      <w:hyperlink w:history="1" r:id="rIdo_opznxoqpq8w8791spxy">
+      <w:hyperlink w:history="1" r:id="rIdmuxdfwolobypkftyrptdj">
         <w:r>
           <w:rPr>
             <w:rStyle w:val="Hyperlink"/>
@@ -802,7 +802,7 @@
         </w:rPr>
         <w:t xml:space="preserve">•  </w:t>
       </w:r>
-      <w:hyperlink w:history="1" r:id="rIdrrq8uqwafwgvi2pwa2sqa">
+      <w:hyperlink w:history="1" r:id="rIdd8mjqtnmon5anuzui6lq8">
         <w:r>
           <w:rPr>
             <w:rStyle w:val="Hyperlink"/>
@@ -852,7 +852,7 @@
         </w:rPr>
         <w:t xml:space="preserve">•  </w:t>
       </w:r>
-      <w:hyperlink w:history="1" r:id="rIdxx7w3wpg000fw-od348c5">
+      <w:hyperlink w:history="1" r:id="rIdpjukiw38jjp8_bbnv9iok">
         <w:r>
           <w:rPr>
             <w:rStyle w:val="Hyperlink"/>
@@ -882,7 +882,7 @@
         </w:rPr>
         <w:t xml:space="preserve">•  </w:t>
       </w:r>
-      <w:hyperlink w:history="1" r:id="rIdb-6k6vkjcxwovc8ioex8k">
+      <w:hyperlink w:history="1" r:id="rId44qtpko2ecwwbk5ymyoo4">
         <w:r>
           <w:rPr>
             <w:rStyle w:val="Hyperlink"/>
@@ -1161,7 +1161,7 @@
         </w:rPr>
         <w:t xml:space="preserve">برای آشنایی با ساختار خود برنامه‌ها، </w:t>
       </w:r>
-      <w:hyperlink w:history="1" r:id="rId-ypfmo4mmpvsk-n-snzmv">
+      <w:hyperlink w:history="1" r:id="rId8qkkbapikzgm-bbabgokm">
         <w:r>
           <w:rPr>
             <w:rStyle w:val="Hyperlink"/>
@@ -1916,7 +1916,7 @@
         </w:rPr>
         <w:t xml:space="preserve">به بیان ساده، دستگاه CNC بدون DNC هم کار می‌کند؛ اما هرچه تعداد دستگاه‌ها، تنوع کنترلرها و حجم برنامه‌ها بیشتر شود، نبود یک روش کنترل‌شده برای انتقال برنامه هزینه‌های بیشتری ایجاد می‌کند. اگر با ساختار خود دستگاه آشنا نیستید، </w:t>
       </w:r>
-      <w:hyperlink w:history="1" r:id="rIdxypggodw8o5_bbzokzydb">
+      <w:hyperlink w:history="1" r:id="rIdu_4_bnqqnea_ij7nqok0f">
         <w:r>
           <w:rPr>
             <w:rStyle w:val="Hyperlink"/>
@@ -2114,7 +2114,7 @@
         </w:rPr>
         <w:t xml:space="preserve">برای یک نمونه عملی از این تنظیمات، </w:t>
       </w:r>
-      <w:hyperlink w:history="1" r:id="rId4y6wbypuzhrarsjxmyvh8">
+      <w:hyperlink w:history="1" r:id="rIdsoksi7bnqkce1xtzzsuan">
         <w:r>
           <w:rPr>
             <w:rStyle w:val="Hyperlink"/>
@@ -3618,7 +3618,7 @@
         </w:rPr>
         <w:t xml:space="preserve">این مقایسه به این معنا نیست که USB همیشه اشتباه است؛ بلکه یعنی هرچه تعداد دستگاه‌ها و برنامه‌ها بیشتر شود، هزینه پنهان روش دستی بالاتر می‌رود. برای مقایسه کامل روش‌های انتقال، </w:t>
       </w:r>
-      <w:hyperlink w:history="1" r:id="rId1lxhvpayjc7v6_-7j9k0u">
+      <w:hyperlink w:history="1" r:id="rIddxzljmgzwx6ig8yq9trll">
         <w:r>
           <w:rPr>
             <w:rStyle w:val="Hyperlink"/>
@@ -3816,7 +3816,7 @@
         </w:rPr>
         <w:t xml:space="preserve">برای اینکه برنامه‌ها و پارامترها در صورت خرابی از دست نروند، </w:t>
       </w:r>
-      <w:hyperlink w:history="1" r:id="rIdipjicj0syyqlshsa6rle8">
+      <w:hyperlink w:history="1" r:id="rIdzjc8qpdsw-atsy_krbdp3">
         <w:r>
           <w:rPr>
             <w:rStyle w:val="Hyperlink"/>
@@ -4661,7 +4661,7 @@
         </w:rPr>
         <w:t xml:space="preserve">اگر می‌خواهید بدانید یک راهکار DNC بی‌سیم چگونه این معیارها را پوشش می‌دهد، </w:t>
       </w:r>
-      <w:hyperlink w:history="1" r:id="rId-t7jeq6zswrnapbx7ic8p">
+      <w:hyperlink w:history="1" r:id="rIdvn-n4huvpgrqdpp_ni9nh">
         <w:r>
           <w:rPr>
             <w:rStyle w:val="Hyperlink"/>
@@ -4683,7 +4683,7 @@
         </w:rPr>
         <w:t xml:space="preserve"> را ببینید و سازگاری آن را با کنترلر دستگاه‌های خود بررسی کنید. دفترچه‌های رسمی کنترلرها را هم می‌توانید در </w:t>
       </w:r>
-      <w:hyperlink w:history="1" r:id="rIdavqdvmfpzznnrkt1jy1lq">
+      <w:hyperlink w:history="1" r:id="rId1d5oghyy8rtxvff6u0zcz">
         <w:r>
           <w:rPr>
             <w:rStyle w:val="Hyperlink"/>
@@ -5169,7 +5169,7 @@
         </w:rPr>
         <w:t xml:space="preserve">برای شروع، فهرست کنترلرها و روش ارتباطی هر دستگاه را تهیه کنید، یک مرجع مرکزی برای برنامه‌های تأییدشده بسازید و راهکاری انتخاب کنید که با دستگاه‌های قدیمی و جدید شما سازگار باشد. اگر برای بررسی سازگاری به کمک نیاز دارید، از طریق </w:t>
       </w:r>
-      <w:hyperlink w:history="1" r:id="rIdsedrwbclxuvn8ue4q5paf">
+      <w:hyperlink w:history="1" r:id="rIdf9zehibkup6wcbtyaiai_">
         <w:r>
           <w:rPr>
             <w:rStyle w:val="Hyperlink"/>
